--- a/reference_templates/buyer_documents/01_Tier1_NewBuyer/03_OrderConfirmation.docx
+++ b/reference_templates/buyer_documents/01_Tier1_NewBuyer/03_OrderConfirmation.docx
@@ -3539,7 +3539,7 @@
                 <w:sz w:val="18"/>
                 <w:szCs w:val="18"/>
               </w:rPr>
-              <w:t xml:space="preserve">  — payable by T/T within 3 Working Days of NexaCrest’s Shipment Readiness Confirmation and before shipment booking is confirmed</w:t>
+              <w:t xml:space="preserve">  — payable by T/T within 3 Calendar Days of NexaCrest’s Shipment Readiness Confirmation and before shipment booking is confirmed</w:t>
             </w:r>
           </w:p>
         </w:tc>
